--- a/storage/templates/normalized-docx/BM-204/BM-204_normalized.docx
+++ b/storage/templates/normalized-docx/BM-204/BM-204_normalized.docx
@@ -1008,7 +1008,7 @@
         <w:rPr>
           <w:rFonts w:cs="Times New Roman" w:ascii="Times New Roman" w:hAnsi="Times New Roman"/>
         </w:rPr>
-        <w:t>{{document.field}}</w:t>
+        <w:t>{{document.fullDocumentCode}}</w:t>
       </w:r>
     </w:p>
     <w:p>
@@ -1110,7 +1110,7 @@
           <w:rFonts w:cs="Times New Roman" w:ascii="Times New Roman" w:hAnsi="Times New Roman"/>
           <w:szCs w:val="28"/>
         </w:rPr>
-        <w:t>{{document.field}}</w:t>
+        <w:t>{{document.issueDate}}</w:t>
       </w:r>
     </w:p>
     <w:p>
@@ -1140,7 +1140,7 @@
           <w:spacing w:val="-2"/>
           <w:szCs w:val="28"/>
         </w:rPr>
-        <w:t>{{document.field}}</w:t>
+        <w:t>{{case.caseNumber}}</w:t>
         <w:tab/>
       </w:r>
     </w:p>
@@ -1167,7 +1167,7 @@
           <w:spacing w:val="-2"/>
           <w:szCs w:val="28"/>
         </w:rPr>
-        <w:t>{{document.field}}</w:t>
+        <w:t>{{recipients.personLine2}}</w:t>
         <w:tab/>
       </w:r>
     </w:p>
@@ -1194,7 +1194,7 @@
           <w:spacing w:val="-2"/>
           <w:szCs w:val="28"/>
         </w:rPr>
-        <w:t>{{document.field}}</w:t>
+        <w:t>{{recipients.personLine3}}</w:t>
         <w:tab/>
         <w:tab/>
       </w:r>
@@ -1270,7 +1270,7 @@
           <w:spacing w:val="-2"/>
           <w:szCs w:val="28"/>
         </w:rPr>
-        <w:t xml:space="preserve">{{document.field}}</w:t>
+        <w:t xml:space="preserve">{{recipients.personLine4}}</w:t>
         <w:tab/>
         <w:tab/>
       </w:r>
@@ -1344,7 +1344,7 @@
           <w:szCs w:val="28"/>
           <w:lang w:eastAsia="vi-VN"/>
         </w:rPr>
-        <w:t>{{document.field}}</w:t>
+        <w:t>{{recipients.personLine5}}</w:t>
       </w:r>
     </w:p>
     <w:p>
@@ -1371,7 +1371,7 @@
           <w:szCs w:val="28"/>
           <w:lang w:eastAsia="vi-VN"/>
         </w:rPr>
-        <w:t>{{document.field}}</w:t>
+        <w:t>{{recipients.personLine6}}</w:t>
       </w:r>
     </w:p>
     <w:p>
@@ -1730,7 +1730,7 @@
                 <w:bCs/>
                 <w:sz w:val="24"/>
               </w:rPr>
-              <w:t>{{document.field}}</w:t>
+              <w:t>{{recipients.personLine7}}</w:t>
             </w:r>
             <w:r>
               <w:rPr>
